--- a/docs/Level1/高中英语语法切片-Level1-第16课-零冠词.docx
+++ b/docs/Level1/高中英语语法切片-Level1-第16课-零冠词.docx
@@ -1315,7 +1315,7 @@
           <w:sz w:val="24"/>
           <w:szCs w:val="24"/>
         </w:rPr>
-        <w:t xml:space="preserve">不过你想想，同样的道理——说的是这一类，不是某几个。</w:t>
+        <w:t xml:space="preserve">你想想，同样的道理——说的是这一类，不是某几个。</w:t>
       </w:r>
     </w:p>
     <w:p>
@@ -3024,147 +3024,147 @@
           <w:sz w:val="24"/>
           <w:szCs w:val="24"/>
         </w:rPr>
-        <w:t xml:space="preserve">题目：____________ (The / 不填) books on that shelf belong to my grandfather.</w:t>
-      </w:r>
-    </w:p>
-    <w:p>
-      <w:pPr>
-        <w:spacing w:after="160" w:line="380"/>
-        <w:ind w:firstLine="480"/>
-      </w:pPr>
-      <w:r>
-        <w:rPr>
-          <w:rFonts w:ascii="SimSun" w:cs="SimSun" w:eastAsia="SimSun" w:hAnsi="SimSun"/>
-          <w:sz w:val="24"/>
-          <w:szCs w:val="24"/>
-        </w:rPr>
-        <w:t xml:space="preserve">先自己写一个。写好了呢？</w:t>
-      </w:r>
-    </w:p>
-    <w:p>
-      <w:pPr>
-        <w:spacing w:after="160" w:line="380"/>
-        <w:ind w:firstLine="480"/>
-      </w:pPr>
-      <w:r>
-        <w:rPr>
-          <w:rFonts w:ascii="SimSun" w:cs="SimSun" w:eastAsia="SimSun" w:hAnsi="SimSun"/>
-          <w:sz w:val="24"/>
-          <w:szCs w:val="24"/>
-        </w:rPr>
-        <w:t xml:space="preserve">books 是复数，你的第一反应可能是不填。</w:t>
-      </w:r>
-    </w:p>
-    <w:p>
-      <w:pPr>
-        <w:spacing w:after="160" w:line="380"/>
-        <w:ind w:firstLine="480"/>
-      </w:pPr>
-      <w:r>
-        <w:rPr>
-          <w:rFonts w:ascii="SimSun" w:cs="SimSun" w:eastAsia="SimSun" w:hAnsi="SimSun"/>
-          <w:sz w:val="24"/>
-          <w:szCs w:val="24"/>
-        </w:rPr>
-        <w:t xml:space="preserve">先别急，你看它后面挂着什么。</w:t>
-      </w:r>
-    </w:p>
-    <w:p>
-      <w:pPr>
-        <w:spacing w:after="160" w:line="380"/>
-        <w:ind w:firstLine="480"/>
-      </w:pPr>
-      <w:r>
-        <w:rPr>
-          <w:rFonts w:ascii="SimSun" w:cs="SimSun" w:eastAsia="SimSun" w:hAnsi="SimSun"/>
-          <w:sz w:val="24"/>
-          <w:szCs w:val="24"/>
-        </w:rPr>
-        <w:t xml:space="preserve">on that shelf，那个架子上的。这一串把范围锁定了。</w:t>
-      </w:r>
-    </w:p>
-    <w:p>
-      <w:pPr>
-        <w:spacing w:after="160" w:line="380"/>
-        <w:ind w:firstLine="480"/>
-      </w:pPr>
-      <w:r>
-        <w:rPr>
-          <w:rFonts w:ascii="SimSun" w:cs="SimSun" w:eastAsia="SimSun" w:hAnsi="SimSun"/>
-          <w:sz w:val="24"/>
-          <w:szCs w:val="24"/>
-        </w:rPr>
-        <w:t xml:space="preserve">再看。</w:t>
-      </w:r>
-    </w:p>
-    <w:p>
-      <w:pPr>
-        <w:spacing w:after="160" w:line="380"/>
-        <w:ind w:firstLine="480"/>
-      </w:pPr>
-      <w:r>
-        <w:rPr>
-          <w:rFonts w:ascii="SimSun" w:cs="SimSun" w:eastAsia="SimSun" w:hAnsi="SimSun"/>
-          <w:sz w:val="24"/>
-          <w:szCs w:val="24"/>
-        </w:rPr>
-        <w:t xml:space="preserve">不是所有的书，是那个架子上的那些书。</w:t>
-      </w:r>
-    </w:p>
-    <w:p>
-      <w:pPr>
-        <w:spacing w:after="160" w:line="380"/>
-        <w:ind w:firstLine="480"/>
-      </w:pPr>
-      <w:r>
-        <w:rPr>
-          <w:rFonts w:ascii="SimSun" w:cs="SimSun" w:eastAsia="SimSun" w:hAnsi="SimSun"/>
-          <w:sz w:val="24"/>
-          <w:szCs w:val="24"/>
-        </w:rPr>
-        <w:t xml:space="preserve">既然限定了，双方都清楚是哪些，那就要加 the。</w:t>
-      </w:r>
-    </w:p>
-    <w:p>
-      <w:pPr>
-        <w:spacing w:after="160" w:line="380"/>
-        <w:ind w:firstLine="480"/>
-      </w:pPr>
-      <w:r>
-        <w:rPr>
-          <w:rFonts w:ascii="SimSun" w:cs="SimSun" w:eastAsia="SimSun" w:hAnsi="SimSun"/>
-          <w:sz w:val="24"/>
-          <w:szCs w:val="24"/>
-        </w:rPr>
-        <w:t xml:space="preserve">所以这个空填 The，句首大写。</w:t>
-      </w:r>
-    </w:p>
-    <w:p>
-      <w:pPr>
-        <w:spacing w:after="160" w:line="380"/>
-        <w:ind w:firstLine="480"/>
-      </w:pPr>
-      <w:r>
-        <w:rPr>
-          <w:rFonts w:ascii="SimSun" w:cs="SimSun" w:eastAsia="SimSun" w:hAnsi="SimSun"/>
-          <w:sz w:val="24"/>
-          <w:szCs w:val="24"/>
-        </w:rPr>
-        <w:t xml:space="preserve">这道题跟课前测第二题是一对，你比对着看——都是复数被限定，都要加 the。</w:t>
-      </w:r>
-    </w:p>
-    <w:p>
-      <w:pPr>
-        <w:spacing w:after="160" w:line="380"/>
-        <w:ind w:firstLine="480"/>
-      </w:pPr>
-      <w:r>
-        <w:rPr>
-          <w:rFonts w:ascii="SimSun" w:cs="SimSun" w:eastAsia="SimSun" w:hAnsi="SimSun"/>
-          <w:sz w:val="24"/>
-          <w:szCs w:val="24"/>
-        </w:rPr>
-        <w:t xml:space="preserve">所以这个空要填 The，别漏了。</w:t>
+        <w:t xml:space="preserve">题目：____________ (The / 不填) Chinese is becoming more and more popular around the world.</w:t>
+      </w:r>
+    </w:p>
+    <w:p>
+      <w:pPr>
+        <w:spacing w:after="160" w:line="380"/>
+        <w:ind w:firstLine="480"/>
+      </w:pPr>
+      <w:r>
+        <w:rPr>
+          <w:rFonts w:ascii="SimSun" w:cs="SimSun" w:eastAsia="SimSun" w:hAnsi="SimSun"/>
+          <w:sz w:val="24"/>
+          <w:szCs w:val="24"/>
+        </w:rPr>
+        <w:t xml:space="preserve">先自己写一个。写好了？</w:t>
+      </w:r>
+    </w:p>
+    <w:p>
+      <w:pPr>
+        <w:spacing w:after="160" w:line="380"/>
+        <w:ind w:firstLine="480"/>
+      </w:pPr>
+      <w:r>
+        <w:rPr>
+          <w:rFonts w:ascii="SimSun" w:cs="SimSun" w:eastAsia="SimSun" w:hAnsi="SimSun"/>
+          <w:sz w:val="24"/>
+          <w:szCs w:val="24"/>
+        </w:rPr>
+        <w:t xml:space="preserve">Chinese 在这儿是什么意思？中文、汉语。</w:t>
+      </w:r>
+    </w:p>
+    <w:p>
+      <w:pPr>
+        <w:spacing w:after="160" w:line="380"/>
+        <w:ind w:firstLine="480"/>
+      </w:pPr>
+      <w:r>
+        <w:rPr>
+          <w:rFonts w:ascii="SimSun" w:cs="SimSun" w:eastAsia="SimSun" w:hAnsi="SimSun"/>
+          <w:sz w:val="24"/>
+          <w:szCs w:val="24"/>
+        </w:rPr>
+        <w:t xml:space="preserve">语言名称前面加不加冠词呢？</w:t>
+      </w:r>
+    </w:p>
+    <w:p>
+      <w:pPr>
+        <w:spacing w:after="160" w:line="380"/>
+        <w:ind w:firstLine="480"/>
+      </w:pPr>
+      <w:r>
+        <w:rPr>
+          <w:rFonts w:ascii="SimSun" w:cs="SimSun" w:eastAsia="SimSun" w:hAnsi="SimSun"/>
+          <w:sz w:val="24"/>
+          <w:szCs w:val="24"/>
+        </w:rPr>
+        <w:t xml:space="preserve">不加。学科和语言都是零冠词，这一条我们刚讲过。</w:t>
+      </w:r>
+    </w:p>
+    <w:p>
+      <w:pPr>
+        <w:spacing w:after="160" w:line="380"/>
+        <w:ind w:firstLine="480"/>
+      </w:pPr>
+      <w:r>
+        <w:rPr>
+          <w:rFonts w:ascii="SimSun" w:cs="SimSun" w:eastAsia="SimSun" w:hAnsi="SimSun"/>
+          <w:sz w:val="24"/>
+          <w:szCs w:val="24"/>
+        </w:rPr>
+        <w:t xml:space="preserve">所以这个空不填。</w:t>
+      </w:r>
+    </w:p>
+    <w:p>
+      <w:pPr>
+        <w:spacing w:after="160" w:line="380"/>
+        <w:ind w:firstLine="480"/>
+      </w:pPr>
+      <w:r>
+        <w:rPr>
+          <w:rFonts w:ascii="SimSun" w:cs="SimSun" w:eastAsia="SimSun" w:hAnsi="SimSun"/>
+          <w:sz w:val="24"/>
+          <w:szCs w:val="24"/>
+        </w:rPr>
+        <w:t xml:space="preserve">我提醒你一件事：Chinese 这个词身兼两职。</w:t>
+      </w:r>
+    </w:p>
+    <w:p>
+      <w:pPr>
+        <w:spacing w:after="160" w:line="380"/>
+        <w:ind w:firstLine="480"/>
+      </w:pPr>
+      <w:r>
+        <w:rPr>
+          <w:rFonts w:ascii="SimSun" w:cs="SimSun" w:eastAsia="SimSun" w:hAnsi="SimSun"/>
+          <w:sz w:val="24"/>
+          <w:szCs w:val="24"/>
+        </w:rPr>
+        <w:t xml:space="preserve">表示语言的时候不加冠词；可表示「中国人」的时候，那是名词，就要按名词的规矩来了。</w:t>
+      </w:r>
+    </w:p>
+    <w:p>
+      <w:pPr>
+        <w:spacing w:after="160" w:line="380"/>
+        <w:ind w:firstLine="480"/>
+      </w:pPr>
+      <w:r>
+        <w:rPr>
+          <w:rFonts w:ascii="SimSun" w:cs="SimSun" w:eastAsia="SimSun" w:hAnsi="SimSun"/>
+          <w:sz w:val="24"/>
+          <w:szCs w:val="24"/>
+        </w:rPr>
+        <w:t xml:space="preserve">比如 The Chinese are hardworking，中国人很勤劳——这里的 the Chinese 表示一类人，就得加 the。</w:t>
+      </w:r>
+    </w:p>
+    <w:p>
+      <w:pPr>
+        <w:spacing w:after="160" w:line="380"/>
+        <w:ind w:firstLine="480"/>
+      </w:pPr>
+      <w:r>
+        <w:rPr>
+          <w:rFonts w:ascii="SimSun" w:cs="SimSun" w:eastAsia="SimSun" w:hAnsi="SimSun"/>
+          <w:sz w:val="24"/>
+          <w:szCs w:val="24"/>
+        </w:rPr>
+        <w:t xml:space="preserve">同一个词，意思一变，冠词跟着变。这一点你多留个心眼。</w:t>
+      </w:r>
+    </w:p>
+    <w:p>
+      <w:pPr>
+        <w:spacing w:after="160" w:line="380"/>
+        <w:ind w:firstLine="480"/>
+      </w:pPr>
+      <w:r>
+        <w:rPr>
+          <w:rFonts w:ascii="SimSun" w:cs="SimSun" w:eastAsia="SimSun" w:hAnsi="SimSun"/>
+          <w:sz w:val="24"/>
+          <w:szCs w:val="24"/>
+        </w:rPr>
+        <w:t xml:space="preserve">所以这个空不填。</w:t>
       </w:r>
     </w:p>
     <w:p>

--- a/docs/Level1/高中英语语法切片-Level1-第16课-零冠词.docx
+++ b/docs/Level1/高中英语语法切片-Level1-第16课-零冠词.docx
@@ -2201,7 +2201,7 @@
           <w:sz w:val="24"/>
           <w:szCs w:val="24"/>
         </w:rPr>
-        <w:t xml:space="preserve">说白了，第四句。最容易混的是抽象场所。不加冠词说的是那件事，加了 the 说的是那个地方。</w:t>
+        <w:t xml:space="preserve">第四句。最容易混的是抽象场所。你记住：不加冠词说的是那件事，加了 the 说的是那个地方。</w:t>
       </w:r>
     </w:p>
     <w:p>
@@ -3122,7 +3122,7 @@
           <w:sz w:val="24"/>
           <w:szCs w:val="24"/>
         </w:rPr>
-        <w:t xml:space="preserve">表示语言的时候不加冠词；可表示「中国人」的时候，那是名词，就要按名词的规矩来了。</w:t>
+        <w:t xml:space="preserve">你看，表示语言的时候不加冠词；可表示「中国人」的时候，那是名词，就要按名词的规矩来了。</w:t>
       </w:r>
     </w:p>
     <w:p>

--- a/docs/Level1/高中英语语法切片-Level1-第16课-零冠词.docx
+++ b/docs/Level1/高中英语语法切片-Level1-第16课-零冠词.docx
@@ -2896,7 +2896,7 @@
           <w:sz w:val="24"/>
           <w:szCs w:val="24"/>
         </w:rPr>
-        <w:t xml:space="preserve">选择题，先圈一个。圈好了呢？</w:t>
+        <w:t xml:space="preserve">选择题，你先挑出来。挑好了吗？</w:t>
       </w:r>
     </w:p>
     <w:p>

--- a/docs/Level1/高中英语语法切片-Level1-第16课-零冠词.docx
+++ b/docs/Level1/高中英语语法切片-Level1-第16课-零冠词.docx
@@ -213,6 +213,20 @@
           <w:sz w:val="24"/>
           <w:szCs w:val="24"/>
         </w:rPr>
+        <w:t xml:space="preserve">我猜有人已经写完了，可答案不一定对。</w:t>
+      </w:r>
+    </w:p>
+    <w:p>
+      <w:pPr>
+        <w:spacing w:after="160" w:line="380"/>
+        <w:ind w:firstLine="480"/>
+      </w:pPr>
+      <w:r>
+        <w:rPr>
+          <w:rFonts w:ascii="SimSun" w:cs="SimSun" w:eastAsia="SimSun" w:hAnsi="SimSun"/>
+          <w:sz w:val="24"/>
+          <w:szCs w:val="24"/>
+        </w:rPr>
         <w:t xml:space="preserve">先自己写，写完我们对答案。写好了吗？</w:t>
       </w:r>
     </w:p>
@@ -383,6 +397,20 @@
           <w:sz w:val="24"/>
           <w:szCs w:val="24"/>
         </w:rPr>
+        <w:t xml:space="preserve">这道题很多同学会栽，你注意听。</w:t>
+      </w:r>
+    </w:p>
+    <w:p>
+      <w:pPr>
+        <w:spacing w:after="160" w:line="380"/>
+        <w:ind w:firstLine="480"/>
+      </w:pPr>
+      <w:r>
+        <w:rPr>
+          <w:rFonts w:ascii="SimSun" w:cs="SimSun" w:eastAsia="SimSun" w:hAnsi="SimSun"/>
+          <w:sz w:val="24"/>
+          <w:szCs w:val="24"/>
+        </w:rPr>
         <w:t xml:space="preserve">先自己动笔，写完对答案。写好了呢？</w:t>
       </w:r>
     </w:p>
@@ -567,6 +595,20 @@
           <w:sz w:val="24"/>
           <w:szCs w:val="24"/>
         </w:rPr>
+        <w:t xml:space="preserve">我知道有人第一反应是直接填进去。先别急。</w:t>
+      </w:r>
+    </w:p>
+    <w:p>
+      <w:pPr>
+        <w:spacing w:after="160" w:line="380"/>
+        <w:ind w:firstLine="480"/>
+      </w:pPr>
+      <w:r>
+        <w:rPr>
+          <w:rFonts w:ascii="SimSun" w:cs="SimSun" w:eastAsia="SimSun" w:hAnsi="SimSun"/>
+          <w:sz w:val="24"/>
+          <w:szCs w:val="24"/>
+        </w:rPr>
         <w:t xml:space="preserve">这道题你先写，写完再听。写好了呢？</w:t>
       </w:r>
     </w:p>
@@ -723,6 +765,20 @@
           <w:sz w:val="24"/>
           <w:szCs w:val="24"/>
         </w:rPr>
+        <w:t xml:space="preserve">这个地方我年年见人丢分。</w:t>
+      </w:r>
+    </w:p>
+    <w:p>
+      <w:pPr>
+        <w:spacing w:after="160" w:line="380"/>
+        <w:ind w:firstLine="480"/>
+      </w:pPr>
+      <w:r>
+        <w:rPr>
+          <w:rFonts w:ascii="SimSun" w:cs="SimSun" w:eastAsia="SimSun" w:hAnsi="SimSun"/>
+          <w:sz w:val="24"/>
+          <w:szCs w:val="24"/>
+        </w:rPr>
         <w:t xml:space="preserve">这道题慢慢来，两句都写下判断。写好了呢？</w:t>
       </w:r>
     </w:p>
@@ -1175,6 +1231,20 @@
           <w:sz w:val="24"/>
           <w:szCs w:val="24"/>
         </w:rPr>
+        <w:t xml:space="preserve">我猜很多同学的毛病是：拿不准就加一个，反正加了不吃亏。这个想法特别害人。</w:t>
+      </w:r>
+    </w:p>
+    <w:p>
+      <w:pPr>
+        <w:spacing w:after="160" w:line="380"/>
+        <w:ind w:firstLine="480"/>
+      </w:pPr>
+      <w:r>
+        <w:rPr>
+          <w:rFonts w:ascii="SimSun" w:cs="SimSun" w:eastAsia="SimSun" w:hAnsi="SimSun"/>
+          <w:sz w:val="24"/>
+          <w:szCs w:val="24"/>
+        </w:rPr>
         <w:t xml:space="preserve">先说最根本的两条，这两条覆盖了一大半情况，是吧。</w:t>
       </w:r>
     </w:p>
@@ -1343,6 +1413,20 @@
           <w:sz w:val="24"/>
           <w:szCs w:val="24"/>
         </w:rPr>
+        <w:t xml:space="preserve">顺带提一嘴：这个点后面几节课还会用到，你现在多花一分钟不亏。</w:t>
+      </w:r>
+    </w:p>
+    <w:p>
+      <w:pPr>
+        <w:spacing w:after="160" w:line="380"/>
+        <w:ind w:firstLine="480"/>
+      </w:pPr>
+      <w:r>
+        <w:rPr>
+          <w:rFonts w:ascii="SimSun" w:cs="SimSun" w:eastAsia="SimSun" w:hAnsi="SimSun"/>
+          <w:sz w:val="24"/>
+          <w:szCs w:val="24"/>
+        </w:rPr>
         <w:t xml:space="preserve">好，你把这两条放在一起看：不可数和复数，泛指不加，限定加 the。这就是上节课那个流程的最后一步。</w:t>
       </w:r>
     </w:p>
@@ -1680,6 +1764,20 @@
           <w:szCs w:val="24"/>
         </w:rPr>
         <w:t xml:space="preserve">第一步，问自己：说话双方能不能确定是哪一个？能确定，用 the，到此结束。</w:t>
+      </w:r>
+    </w:p>
+    <w:p>
+      <w:pPr>
+        <w:spacing w:after="160" w:line="380"/>
+        <w:ind w:firstLine="480"/>
+      </w:pPr>
+      <w:r>
+        <w:rPr>
+          <w:rFonts w:ascii="SimSun" w:cs="SimSun" w:eastAsia="SimSun" w:hAnsi="SimSun"/>
+          <w:sz w:val="24"/>
+          <w:szCs w:val="24"/>
+        </w:rPr>
+        <w:t xml:space="preserve">我插一句啊，这一段要是没跟上，你倒回去再听一遍，别往下硬走。</w:t>
       </w:r>
     </w:p>
     <w:p>

--- a/docs/Level1/高中英语语法切片-Level1-第16课-零冠词.docx
+++ b/docs/Level1/高中英语语法切片-Level1-第16课-零冠词.docx
@@ -1483,7 +1483,7 @@
           <w:sz w:val="24"/>
           <w:szCs w:val="24"/>
         </w:rPr>
-        <w:t xml:space="preserve">我特别提醒你，星期几表示每逢的时候用复数不加冠词，on Sundays 每逢周日。</w:t>
+        <w:t xml:space="preserve">这里有一点要单独说，星期几表示每逢的时候用复数不加冠词，on Sundays 每逢周日。</w:t>
       </w:r>
     </w:p>
     <w:p>
